--- a/test/generator/baseline/gen.odg.to.docx.docx
+++ b/test/generator/baseline/gen.odg.to.docx.docx
@@ -41,7 +41,7 @@
                     <pic:cNvPicPr/>
                   </pic:nvPicPr>
                   <pic:blipFill>
-                    <a:blip r:embed="rId100"/>
+                    <a:blip r:embed="rId1"/>
                     <a:stretch>
                       <a:fillRect/>
                     </a:stretch>
